--- a/manuscript_draft.docx
+++ b/manuscript_draft.docx
@@ -147,6 +147,27 @@
     </w:p>
     <w:p>
       <w:pPr>
+        <w:pStyle w:val="ListBullet"/>
+      </w:pPr>
+      <w:r>
+        <w:rPr>
+          <w:b w:val="0"/>
+          <w:i w:val="0"/>
+        </w:rPr>
+        <w:t>In a virtual trial (300 patients, anchored to the historical untreated</w:t>
+      </w:r>
+    </w:p>
+    <w:p>
+      <w:r>
+        <w:rPr>
+          <w:b w:val="0"/>
+          <w:i w:val="0"/>
+        </w:rPr>
+        <w:t>severity rate), NAC at presentation halves severe-injury risk (NNT ≈ 5); the benefit vanishes for presentations after 16 h, and a 12-h recognition delay erases most of staggered patients' apparent advantage.</w:t>
+      </w:r>
+    </w:p>
+    <w:p>
+      <w:pPr>
         <w:pStyle w:val="Heading1"/>
       </w:pPr>
       <w:r>
@@ -159,7 +180,7 @@
           <w:b w:val="0"/>
           <w:i w:val="0"/>
         </w:rPr>
-        <w:t>N-acetylcysteine (NAC) is the standard antidote in acetaminophen poisoning, but its efficacy declines sharply when treatment starts more than ~8 h after ingestion — an empirical observation without a mechanistic model behind it. Zonation-resolved models of acetaminophen hepatotoxicity predict injury but have never represented treatment, and all impose literature-derived enzyme gradients. Here we embed a PK-calibrated NAC term in a 16-hepatocyte model of hepatic zonation whose enzyme gradients are taken from measured human spatial proteomics, and ask how treatment timing, ingestion pattern, and the zonation representation interact. NAC is modelled as a GSH-synthesis boost driven by the plasma profile of the standard 21-h IV protocol (elimination half-life 2 h), with the peak boost calibrated to the classic recovery criterion that NAC restores detoxification capacity rather than preventing initial glutathione depletion. The model reproduces the clinical 8-hour rule: protection collapses between 4 and 12 h at both the simulated 4 g and 16 g single doses. Under measured gradients — which are shallower and, for GSH synthesis, unzonated — the window widens substantially (protection at 8 h: 7% vs 1% at 4 g; 5% vs 1% at 16 g), because a uniform synthesis gradient maintains a larger pericentral detoxification reserve. At fixed total dose, staggered ingestion changes peak adduct burden by only −2 to −4%: the danger of staggered overdose reflects late presentation, not the pattern itself. Conclusions are robust to saturable kinetics and absorption rates. The zonation assumption a modeller makes propagates from injury prediction into treatment prediction — and the measured picture is the more optimistic one.</w:t>
+        <w:t>N-acetylcysteine (NAC) is the standard antidote in acetaminophen poisoning, but its efficacy declines sharply when treatment starts more than ~8 h after ingestion — an empirical observation without a mechanistic model behind it. Zonation-resolved models of acetaminophen hepatotoxicity predict injury but have never represented treatment, and all impose literature-derived enzyme gradients. Here we embed a PK-calibrated NAC term in a 16-hepatocyte model of hepatic zonation whose enzyme gradients are taken from measured human spatial proteomics, and ask how treatment timing, ingestion pattern, and the zonation representation interact. NAC is modelled as a GSH-synthesis boost driven by the plasma profile of the standard 21-h IV protocol (elimination half-life 2 h), with the peak boost calibrated to the classic recovery criterion that NAC restores detoxification capacity rather than preventing initial glutathione depletion. The model reproduces the clinical 8-hour rule: protection collapses between 4 and 12 h at both the simulated 4 g and 16 g single doses. Under measured gradients — which are shallower and, for GSH synthesis, unzonated — the window widens substantially (protection at 8 h: 7% vs 1% at 4 g; 5% vs 1% at 16 g), because a uniform synthesis gradient maintains a larger pericentral detoxification reserve. At fixed total dose, staggered ingestion changes peak adduct burden by only −2 to −4%: the danger of staggered overdose reflects late presentation, not the pattern itself. Conclusions are robust to saturable kinetics and absorption rates. In a virtual trial of 300 simulated patients per gradient representation — with the severe-injury threshold anchored to the historical untreated rate of 42.3% — treatment at presentation halves that risk (absolute risk reduction 19–21 percentage points; number needed to treat ≈ 5), the benefit vanishes for presentations after 16 h, and a 12-h recognition delay erases most of staggered patients' apparent advantage. The zonation assumption a modeller makes propagates from injury prediction into treatment prediction — and the measured picture is the more optimistic one.</w:t>
       </w:r>
     </w:p>
     <w:p>
@@ -2199,6 +2220,141 @@
     </w:p>
     <w:p>
       <w:pPr>
+        <w:pStyle w:val="Heading2"/>
+      </w:pPr>
+      <w:r>
+        <w:t>2.7 Virtual (in silico) clinical trial</w:t>
+      </w:r>
+    </w:p>
+    <w:p>
+      <w:r>
+        <w:rPr>
+          <w:b w:val="0"/>
+          <w:i w:val="0"/>
+        </w:rPr>
+        <w:t>To translate the mechanistic findings into population-level quantities, we conducted a virtual trial: the same model, evaluated over a simulated patient population rather than single deterministic scenarios.</w:t>
+      </w:r>
+    </w:p>
+    <w:p>
+      <w:r>
+        <w:rPr>
+          <w:b/>
+          <w:i w:val="0"/>
+        </w:rPr>
+        <w:t>Virtual population (N = 300 per representation).</w:t>
+      </w:r>
+      <w:r>
+        <w:rPr>
+          <w:b w:val="0"/>
+          <w:i w:val="0"/>
+        </w:rPr>
+        <w:t xml:space="preserve"> Total ingested dose ~ log-normal (median 14 g; 5th–95th percentiles ≈ 6–30 g; clipped 2–40 g). Presentation time (first ingestion → treatment availability) ~ log-normal (median 5 h, heavy right tail, clipped 0.5–48 h). Ingestion pattern: 40% of patients ingest in 2–8 staggered doses spread over 2–24 h; the remainder as a single ingestion. Inter-individual variability is applied as log-normal multipliers on </w:t>
+      </w:r>
+      <w:r>
+        <w:rPr>
+          <w:b w:val="0"/>
+          <w:i/>
+        </w:rPr>
+        <w:t>total</w:t>
+      </w:r>
+      <w:r>
+        <w:rPr>
+          <w:b w:val="0"/>
+          <w:i w:val="0"/>
+        </w:rPr>
+        <w:t xml:space="preserve"> (not spatial) enzyme capacity and absorption — CYP450 CV 35%, UGT 30%, SULT 25%, GST 25%, GSH synthesis 30%, absorption 30% — stated assumptions in the absence of population fold-distribution data. The spatial shape of each gradient representation is held fixed; variability shifts overall capacity.</w:t>
+      </w:r>
+    </w:p>
+    <w:p>
+      <w:r>
+        <w:rPr>
+          <w:b/>
+          <w:i w:val="0"/>
+        </w:rPr>
+        <w:t>Arms (the same virtual patients in every arm — a paired design).</w:t>
+      </w:r>
+      <w:r>
+        <w:rPr>
+          <w:b w:val="0"/>
+          <w:i w:val="0"/>
+        </w:rPr>
+        <w:t xml:space="preserve"> (1) </w:t>
+      </w:r>
+      <w:r>
+        <w:rPr>
+          <w:b w:val="0"/>
+          <w:i/>
+        </w:rPr>
+        <w:t>No treatment</w:t>
+      </w:r>
+      <w:r>
+        <w:rPr>
+          <w:b w:val="0"/>
+          <w:i w:val="0"/>
+        </w:rPr>
+        <w:t xml:space="preserve"> (placebo; possible only in silico); (2) </w:t>
+      </w:r>
+      <w:r>
+        <w:rPr>
+          <w:b w:val="0"/>
+          <w:i/>
+        </w:rPr>
+        <w:t>standard care</w:t>
+      </w:r>
+      <w:r>
+        <w:rPr>
+          <w:b w:val="0"/>
+          <w:i w:val="0"/>
+        </w:rPr>
+        <w:t xml:space="preserve">: the calibrated protocol-driven NAC input started at the patient's presentation time; (3) </w:t>
+      </w:r>
+      <w:r>
+        <w:rPr>
+          <w:b w:val="0"/>
+          <w:i/>
+        </w:rPr>
+        <w:t>late treatment</w:t>
+      </w:r>
+      <w:r>
+        <w:rPr>
+          <w:b w:val="0"/>
+          <w:i w:val="0"/>
+        </w:rPr>
+        <w:t>: the same input started 12 h after presentation (missed or delayed treatment). Each patient × arm × gradient representation is a separate integration (1,800 runs).</w:t>
+      </w:r>
+    </w:p>
+    <w:p>
+      <w:r>
+        <w:rPr>
+          <w:b/>
+          <w:i w:val="0"/>
+        </w:rPr>
+        <w:t>Endpoints and anchoring.</w:t>
+      </w:r>
+      <w:r>
+        <w:rPr>
+          <w:b w:val="0"/>
+          <w:i w:val="0"/>
+        </w:rPr>
+        <w:t xml:space="preserve"> The mechanistic endpoint is peak pericentral adducts. A "severe injury" event is defined as C_pk exceeding a threshold θ that is </w:t>
+      </w:r>
+      <w:r>
+        <w:rPr>
+          <w:b/>
+          <w:i w:val="0"/>
+        </w:rPr>
+        <w:t>externally anchored</w:t>
+      </w:r>
+      <w:r>
+        <w:rPr>
+          <w:b w:val="0"/>
+          <w:i w:val="0"/>
+        </w:rPr>
+        <w:t>: θ is set per gradient representation so that the no-treatment arm reproduces the historical untreated severe hepatotoxicity rate of 42.3% (hepatotoxicity defined as AST ≥ 1000 IU/L) from the clinical cohort literature (3) — i.e., the 58th percentile of the simulated no-treatment C_pk distribution. Treatment benefit is then reported against that anchored threshold as absolute risk reduction (ARR) and number-needed-to-treat (NNT). A secondary mechanistic endpoint is pericentral GSH exhaustion (minimum &lt; 10% of the patient's own pre-dose steady state). Because θ is anchored within each representation, the reported contrast isolates the treatment effect from the representations' different baseline adduct burdens; anchoring on a single common threshold instead is reported as a sensitivity in the repository. Subgroup analyses: presentation-time quantiles (0–4, 4–8, 8–16, &gt; 16 h) and ingestion pattern (single versus staggered).</w:t>
+      </w:r>
+    </w:p>
+    <w:p>
+      <w:pPr>
         <w:pStyle w:val="Heading1"/>
       </w:pPr>
       <w:r>
@@ -4160,6 +4316,144 @@
     </w:tbl>
     <w:p>
       <w:pPr>
+        <w:pStyle w:val="Heading2"/>
+      </w:pPr>
+      <w:r>
+        <w:t>3.6 Virtual trial: population-level benefit, the late-presentation penalty, and staggered recognition</w:t>
+      </w:r>
+    </w:p>
+    <w:p>
+      <w:r>
+        <w:rPr>
+          <w:b w:val="0"/>
+          <w:i w:val="0"/>
+        </w:rPr>
+        <w:t>The virtual trial (300 patients per representation, paired across arms) turns the deterministic window into population quantities with the severity threshold externally anchored so that the untreated arm reproduces the historical untreated severe-hepatotoxicity rate of 42.3% (3).</w:t>
+      </w:r>
+    </w:p>
+    <w:p>
+      <w:r>
+        <w:rPr>
+          <w:b/>
+          <w:i w:val="0"/>
+        </w:rPr>
+        <w:t>Standard care halves the anchored risk.</w:t>
+      </w:r>
+      <w:r>
+        <w:rPr>
+          <w:b w:val="0"/>
+          <w:i w:val="0"/>
+        </w:rPr>
+        <w:t xml:space="preserve"> NAC started at presentation reduces severe-injury incidence from 42.3% to 23.3% (assumed gradients; ARR 19.0 percentage points, NNT ≈ 5) and to 21.0% (measured gradients; ARR 21.3 pp, NNT ≈ 5) (Fig. 5). Benefit concentrates where the deterministic window predicts: by presentation-time bin, incidence falls from 45% to 17–19% for 0–4 h presentations and from 38–39% to 17–20% for 4–8 h, shrinks to a 7–9 pp reduction for 8–16 h, and vanishes entirely for presentations after 16 h. Treatment delayed 12 h beyond presentation is nearly worthless (ARR 2.3–4.0 pp; NNT 25–43). The population trial thus reproduces both the early-window benefit and the late-threshold behaviour of the deterministic analysis, now with absolute numbers.</w:t>
+      </w:r>
+    </w:p>
+    <w:p>
+      <w:r>
+        <w:rPr>
+          <w:b/>
+          <w:i w:val="0"/>
+        </w:rPr>
+        <w:t>The pattern interaction: staggering helps only if recognition is not delayed.</w:t>
+      </w:r>
+      <w:r>
+        <w:rPr>
+          <w:b w:val="0"/>
+          <w:i w:val="0"/>
+        </w:rPr>
+        <w:t xml:space="preserve"> Under standard care, staggered-ingestion patients fare far better than single-ingestion patients (6.6% versus 33–37% severe) — but only because the virtual trial draws presentation time independently of pattern, so treatment often begins while a staggered ingestion is still ongoing. When the trial is re-run with a 12-h recognition penalty applied to staggered patients' presentation times (reflecting the clinical reality that a toxic </w:t>
+      </w:r>
+      <w:r>
+        <w:rPr>
+          <w:b w:val="0"/>
+          <w:i/>
+        </w:rPr>
+        <w:t>cumulative</w:t>
+      </w:r>
+      <w:r>
+        <w:rPr>
+          <w:b w:val="0"/>
+          <w:i w:val="0"/>
+        </w:rPr>
+        <w:t xml:space="preserve"> dose is recognised only after repeated ingestion), their incidence rises to 23.5–27.2% — most of the apparent pattern advantage disappears, and the residual benefit reflects treatment on board during continued absorption. Together with §3.4 this separates the two components of the staggered-overdose problem: the metabolic footprint of the pattern is neutral at fixed dose and fixed treatment time; the clinical danger is delayed recognition, and it is quantitatively large.</w:t>
+      </w:r>
+    </w:p>
+    <w:p>
+      <w:r>
+        <w:rPr>
+          <w:b/>
+          <w:i w:val="0"/>
+        </w:rPr>
+        <w:t>The gradient contrast is real but compressed at the population level.</w:t>
+      </w:r>
+      <w:r>
+        <w:rPr>
+          <w:b w:val="0"/>
+          <w:i w:val="0"/>
+        </w:rPr>
+        <w:t xml:space="preserve"> The two zonation representations differ far more in continuous adduct burden than in the anchored binary endpoint: measured gradients give ARR 21.3 pp versus 19.0 pp (NNT 4.7 versus 5.3). The anchoring re-normalises each representation's severity scale, and the binary endpoint compresses the large deterministic differences (e.g. 7% versus 1% protection at 8 h) into a modest between-world contrast — a caution against reading the dramatic single-patient window differences directly as population-level risk differences.</w:t>
+      </w:r>
+    </w:p>
+    <w:p>
+      <w:pPr>
+        <w:spacing w:before="120" w:after="40"/>
+        <w:jc w:val="center"/>
+      </w:pPr>
+      <w:r>
+        <w:drawing>
+          <wp:inline xmlns:a="http://schemas.openxmlformats.org/drawingml/2006/main" xmlns:pic="http://schemas.openxmlformats.org/drawingml/2006/picture">
+            <wp:extent cx="5577840" cy="2286938"/>
+            <wp:docPr id="5" name="Picture 5"/>
+            <wp:cNvGraphicFramePr>
+              <a:graphicFrameLocks noChangeAspect="1"/>
+            </wp:cNvGraphicFramePr>
+            <a:graphic>
+              <a:graphicData uri="http://schemas.openxmlformats.org/drawingml/2006/picture">
+                <pic:pic>
+                  <pic:nvPicPr>
+                    <pic:cNvPr id="0" name="fig5_virtual_trial.png"/>
+                    <pic:cNvPicPr/>
+                  </pic:nvPicPr>
+                  <pic:blipFill>
+                    <a:blip r:embed="rId13"/>
+                    <a:stretch>
+                      <a:fillRect/>
+                    </a:stretch>
+                  </pic:blipFill>
+                  <pic:spPr>
+                    <a:xfrm>
+                      <a:off x="0" y="0"/>
+                      <a:ext cx="5577840" cy="2286938"/>
+                    </a:xfrm>
+                    <a:prstGeom prst="rect"/>
+                  </pic:spPr>
+                </pic:pic>
+              </a:graphicData>
+            </a:graphic>
+          </wp:inline>
+        </w:drawing>
+      </w:r>
+    </w:p>
+    <w:p>
+      <w:pPr>
+        <w:spacing w:after="160"/>
+        <w:jc w:val="center"/>
+      </w:pPr>
+      <w:r>
+        <w:rPr>
+          <w:b/>
+          <w:sz w:val="18"/>
+        </w:rPr>
+        <w:t xml:space="preserve">Fig. 5. </w:t>
+      </w:r>
+      <w:r>
+        <w:rPr>
+          <w:sz w:val="18"/>
+        </w:rPr>
+        <w:t>Virtual-trial results: severe-injury incidence by presentation-time bin for the three arms (no NAC; NAC at presentation; NAC 12 h after presentation), under assumed (left) and measured (right) gradient representations. The severity threshold is anchored per representation so that the untreated arm reproduces the historical untreated rate of 42.3% (3). Benefit concentrates in 0–8 h presentations and vanishes after 16 h.</w:t>
+      </w:r>
+    </w:p>
+    <w:p>
+      <w:pPr>
         <w:pStyle w:val="Heading1"/>
       </w:pPr>
       <w:r>
